--- a/04_支援会社提出パッケージ/01_規程Word/クレーム管理規程_ドラフト.docx
+++ b/04_支援会社提出パッケージ/01_規程Word/クレーム管理規程_ドラフト.docx
@@ -200,7 +200,7 @@
           <w:b w:val="0"/>
           <w:i w:val="0"/>
         </w:rPr>
-        <w:t>本規程は、AI研修、AI伴走、OEM、AI受託開発、SaaS、キャリアコーチング、補助金事業、ロムちゃん、すぐつくAI、Context Chatその他当社が提供するすべてのサービス及び業務に関するクレームに適用する。</w:t>
+        <w:t>本規程は、AI研修、AI伴走、OEM、AI受託開発、SaaS、キャリアコーチング、補助金事業その他当社が提供するすべてのサービス及び業務に関するクレームに適用する。</w:t>
       </w:r>
     </w:p>
     <w:p>
@@ -637,7 +637,7 @@
           <w:b w:val="0"/>
           <w:i w:val="0"/>
         </w:rPr>
-        <w:t>SaaS、顧客向けシステム、ローカルLLMその他サービスの重大障害又は長時間停止</w:t>
+        <w:t>SaaS、顧客向けシステムその他サービスの重大障害又は長時間停止</w:t>
       </w:r>
     </w:p>
     <w:p>
@@ -2134,7 +2134,7 @@
           <w:b w:val="0"/>
           <w:i w:val="0"/>
         </w:rPr>
-        <w:t>対象は、AI研修、AI伴走、OEM、AI受託開発、SaaS、キャリアコーチング、補助金事業、ロムちゃん、すぐつくAI、Context Chat等を含む。</w:t>
+        <w:t>対象は、AI研修、AI伴走、OEM、AI受託開発、SaaS、キャリアコーチング、補助金事業等を含む。</w:t>
       </w:r>
     </w:p>
     <w:p>
